--- a/Docs/Tuần 8/Báo cáo thực tập tuần 8.docx
+++ b/Docs/Tuần 8/Báo cáo thực tập tuần 8.docx
@@ -29,12 +29,12 @@
           <w:color w:val="0284C7"/>
           <w:sz w:val="27"/>
         </w:rPr>
-        <w:t>HOÀN THIỆN GIAO DIỆN CHỌN TỆP VÀ XÂY DỰNG BẢNG XEM TRƯỚC DỮ LIỆU EXCEL</w:t>
+        <w:t>LẬP TRÌNH FRONTEND: DÙNG THƯ VIỆN HANDSONTABLE VẼ LƯỚI PREVIEW ĐA CẤP, HIỂN THỊ SỐ LIỆU AI ĐÃ MAP LÊN GIAO DIỆN WEB</w:t>
       </w:r>
     </w:p>
     <w:p>
       <w:pPr>
-        <w:spacing w:before="240" w:after="100"/>
+        <w:spacing w:before="260" w:after="100"/>
       </w:pPr>
       <w:r>
         <w:rPr>
@@ -67,7 +67,7 @@
       <w:tr>
         <w:tc>
           <w:tcPr>
-            <w:tcW w:type="dxa" w:w="2880"/>
+            <w:tcW w:type="dxa" w:w="3024"/>
             <w:shd w:fill="F8FAFC"/>
             <w:tcMar>
               <w:top w:w="70" w:type="dxa"/>
@@ -93,7 +93,7 @@
         </w:tc>
         <w:tc>
           <w:tcPr>
-            <w:tcW w:type="dxa" w:w="6768"/>
+            <w:tcW w:type="dxa" w:w="6624"/>
             <w:tcMar>
               <w:top w:w="70" w:type="dxa"/>
               <w:bottom w:w="70" w:type="dxa"/>
@@ -120,7 +120,7 @@
       <w:tr>
         <w:tc>
           <w:tcPr>
-            <w:tcW w:type="dxa" w:w="2880"/>
+            <w:tcW w:type="dxa" w:w="3024"/>
             <w:shd w:fill="F8FAFC"/>
             <w:tcMar>
               <w:top w:w="70" w:type="dxa"/>
@@ -146,7 +146,7 @@
         </w:tc>
         <w:tc>
           <w:tcPr>
-            <w:tcW w:type="dxa" w:w="6768"/>
+            <w:tcW w:type="dxa" w:w="6624"/>
             <w:tcMar>
               <w:top w:w="70" w:type="dxa"/>
               <w:bottom w:w="70" w:type="dxa"/>
@@ -173,7 +173,7 @@
       <w:tr>
         <w:tc>
           <w:tcPr>
-            <w:tcW w:type="dxa" w:w="2880"/>
+            <w:tcW w:type="dxa" w:w="3024"/>
             <w:shd w:fill="F8FAFC"/>
             <w:tcMar>
               <w:top w:w="70" w:type="dxa"/>
@@ -199,7 +199,7 @@
         </w:tc>
         <w:tc>
           <w:tcPr>
-            <w:tcW w:type="dxa" w:w="6768"/>
+            <w:tcW w:type="dxa" w:w="6624"/>
             <w:tcMar>
               <w:top w:w="70" w:type="dxa"/>
               <w:bottom w:w="70" w:type="dxa"/>
@@ -225,7 +225,7 @@
       <w:tr>
         <w:tc>
           <w:tcPr>
-            <w:tcW w:type="dxa" w:w="2880"/>
+            <w:tcW w:type="dxa" w:w="3024"/>
             <w:shd w:fill="F8FAFC"/>
             <w:tcMar>
               <w:top w:w="70" w:type="dxa"/>
@@ -251,7 +251,7 @@
         </w:tc>
         <w:tc>
           <w:tcPr>
-            <w:tcW w:type="dxa" w:w="6768"/>
+            <w:tcW w:type="dxa" w:w="6624"/>
             <w:tcMar>
               <w:top w:w="70" w:type="dxa"/>
               <w:bottom w:w="70" w:type="dxa"/>
@@ -277,7 +277,7 @@
       <w:tr>
         <w:tc>
           <w:tcPr>
-            <w:tcW w:type="dxa" w:w="2880"/>
+            <w:tcW w:type="dxa" w:w="3024"/>
             <w:shd w:fill="F8FAFC"/>
             <w:tcMar>
               <w:top w:w="70" w:type="dxa"/>
@@ -303,7 +303,7 @@
         </w:tc>
         <w:tc>
           <w:tcPr>
-            <w:tcW w:type="dxa" w:w="6768"/>
+            <w:tcW w:type="dxa" w:w="6624"/>
             <w:tcMar>
               <w:top w:w="70" w:type="dxa"/>
               <w:bottom w:w="70" w:type="dxa"/>
@@ -329,7 +329,7 @@
       <w:tr>
         <w:tc>
           <w:tcPr>
-            <w:tcW w:type="dxa" w:w="2880"/>
+            <w:tcW w:type="dxa" w:w="3024"/>
             <w:shd w:fill="F8FAFC"/>
             <w:tcMar>
               <w:top w:w="70" w:type="dxa"/>
@@ -349,13 +349,13 @@
                 <w:color w:val="1E293B"/>
                 <w:sz w:val="23"/>
               </w:rPr>
-              <w:t>Cán bộ hướng dẫn</w:t>
+              <w:t>Cán bộ hướng dẫn tại đơn vị</w:t>
             </w:r>
           </w:p>
         </w:tc>
         <w:tc>
           <w:tcPr>
-            <w:tcW w:type="dxa" w:w="6768"/>
+            <w:tcW w:type="dxa" w:w="6624"/>
             <w:tcMar>
               <w:top w:w="70" w:type="dxa"/>
               <w:bottom w:w="70" w:type="dxa"/>
@@ -382,7 +382,7 @@
       <w:tr>
         <w:tc>
           <w:tcPr>
-            <w:tcW w:type="dxa" w:w="2880"/>
+            <w:tcW w:type="dxa" w:w="3024"/>
             <w:shd w:fill="F8FAFC"/>
             <w:tcMar>
               <w:top w:w="70" w:type="dxa"/>
@@ -408,7 +408,7 @@
         </w:tc>
         <w:tc>
           <w:tcPr>
-            <w:tcW w:type="dxa" w:w="6768"/>
+            <w:tcW w:type="dxa" w:w="6624"/>
             <w:tcMar>
               <w:top w:w="70" w:type="dxa"/>
               <w:bottom w:w="70" w:type="dxa"/>
@@ -434,7 +434,7 @@
       <w:tr>
         <w:tc>
           <w:tcPr>
-            <w:tcW w:type="dxa" w:w="2880"/>
+            <w:tcW w:type="dxa" w:w="3024"/>
             <w:shd w:fill="F8FAFC"/>
             <w:tcMar>
               <w:top w:w="70" w:type="dxa"/>
@@ -460,7 +460,7 @@
         </w:tc>
         <w:tc>
           <w:tcPr>
-            <w:tcW w:type="dxa" w:w="6768"/>
+            <w:tcW w:type="dxa" w:w="6624"/>
             <w:tcMar>
               <w:top w:w="70" w:type="dxa"/>
               <w:bottom w:w="70" w:type="dxa"/>
@@ -501,7 +501,7 @@
           <w:color w:val="0F172A"/>
           <w:sz w:val="24"/>
         </w:rPr>
-        <w:t xml:space="preserve">Mục tiêu công việc: </w:t>
+        <w:t xml:space="preserve">Căn cứ kế hoạch học tập: </w:t>
       </w:r>
       <w:r>
         <w:rPr>
@@ -510,12 +510,36 @@
           <w:color w:val="1E293B"/>
           <w:sz w:val="24"/>
         </w:rPr>
-        <w:t>Trong tuần 8, em tiếp tục thực hiện công việc phát triển module nhập dữ liệu Excel cho hệ thống báo cáo điện tử eForm. Trọng tâm của tuần này là hoàn thiện màn hình giao diện người dùng: xây dựng khu vực tiếp nhận tệp tin, kiểm tra tính hợp lệ ban đầu của tệp và kết xuất bảng dữ liệu xem trước. Mục tiêu chính là giúp cán bộ nghiệp vụ có thể chọn tệp một cách thuận tiện, theo dõi trạng thái xử lý và trực quan hóa bảng tính với bố cục gần như nguyên bản so với tệp Excel gốc trước khi thực hiện các bước lưu trữ.</w:t>
+        <w:t>Theo đúng Kế hoạch học tập của sinh viên (Biểu 2), nội dung thực tập trong Tuần 8 của em là: Lập trình Frontend: Dùng thư viện Handsontable vẽ lưới Preview đa cấp, hiển thị số liệu AI đã map lên giao diện web. Mục tiêu cần đạt là Lưới hiển thị chuẩn xác cấu trúc Excel gốc kèm số liệu.</w:t>
       </w:r>
     </w:p>
     <w:p>
       <w:pPr>
-        <w:spacing w:before="240" w:after="100"/>
+        <w:spacing w:before="40" w:after="80" w:line="300" w:lineRule="auto"/>
+        <w:jc w:val="both"/>
+      </w:pPr>
+      <w:r>
+        <w:rPr>
+          <w:rFonts w:ascii="Times New Roman" w:hAnsi="Times New Roman"/>
+          <w:b/>
+          <w:color w:val="0F172A"/>
+          <w:sz w:val="24"/>
+        </w:rPr>
+        <w:t xml:space="preserve">Bối cảnh và mục tiêu cụ thể: </w:t>
+      </w:r>
+      <w:r>
+        <w:rPr>
+          <w:rFonts w:ascii="Times New Roman" w:hAnsi="Times New Roman"/>
+          <w:i w:val="0"/>
+          <w:color w:val="1E293B"/>
+          <w:sz w:val="24"/>
+        </w:rPr>
+        <w:t>Tuần 8 là chặng nối tiếp kết quả xây dựng giao diện tải tệp bất đồng bộ (AJAX) của Tuần 7. Sau khi tệp Excel được tải lên và mô hình AI trích xuất cấu trúc thành công, bài toán đặt ra cho em là phải trực quan hóa dữ liệu đó lên giao diện web eForm. Người sử dụng tại các cơ quan cần nhìn thấy một bảng tính trung thực, giữ nguyên các tầng tiêu đề cha - con và các khối ô gộp phức tạp của mẫu biểu báo cáo tư pháp gốc để thẩm định số liệu trước khi nhập chính thức.</w:t>
+      </w:r>
+    </w:p>
+    <w:p>
+      <w:pPr>
+        <w:spacing w:before="260" w:after="100"/>
       </w:pPr>
       <w:r>
         <w:rPr>
@@ -524,12 +548,12 @@
           <w:color w:val="0F172A"/>
           <w:sz w:val="28"/>
         </w:rPr>
-        <w:t>II. NỘI DUNG VÀ KẾT QUẢ THỰC HIỆN</w:t>
+        <w:t>II. NỘI DUNG VÀ TIẾN ĐỘ THỰC HIỆN CHI TIẾT</w:t>
       </w:r>
     </w:p>
     <w:p>
       <w:pPr>
-        <w:spacing w:before="180" w:after="60"/>
+        <w:spacing w:before="200" w:after="60"/>
       </w:pPr>
       <w:r>
         <w:rPr>
@@ -538,7 +562,7 @@
           <w:color w:val="1E293B"/>
           <w:sz w:val="25"/>
         </w:rPr>
-        <w:t>1. Xây dựng và hoàn thiện khu vực chọn tệp Excel</w:t>
+        <w:t>1. Sơ đồ hoạt động dựng lưới Preview đa cấp bằng Handsontable</w:t>
       </w:r>
     </w:p>
     <w:p>
@@ -553,103 +577,7 @@
           <w:color w:val="1E293B"/>
           <w:sz w:val="24"/>
         </w:rPr>
-        <w:t>Để nâng cao tính tiện dụng cho cán bộ tại các đơn vị khi nộp báo cáo, em đã thiết kế lại khu vực tiếp nhận tệp tin trên giao diện web chạy tại máy chủ thử nghiệm nội bộ của công ty:</w:t>
-      </w:r>
-    </w:p>
-    <w:p>
-      <w:pPr>
-        <w:pStyle w:val="ListBullet"/>
-        <w:spacing w:before="40" w:after="60" w:line="288" w:lineRule="auto"/>
-        <w:jc w:val="both"/>
-      </w:pPr>
-      <w:r>
-        <w:rPr>
-          <w:rFonts w:ascii="Times New Roman" w:hAnsi="Times New Roman"/>
-          <w:b/>
-          <w:color w:val="0F172A"/>
-          <w:sz w:val="24"/>
-        </w:rPr>
-        <w:t xml:space="preserve">Khu vực nhận tệp linh hoạt: </w:t>
-      </w:r>
-      <w:r>
-        <w:rPr>
-          <w:rFonts w:ascii="Times New Roman" w:hAnsi="Times New Roman"/>
-          <w:color w:val="1E293B"/>
-          <w:sz w:val="24"/>
-        </w:rPr>
-        <w:t>Bổ sung vùng kéo thả tệp tin trực quan, kết hợp song song với nút chọn tệp truyền thống từ máy tính, giúp người dùng thao tác nhanh chóng.</w:t>
-      </w:r>
-    </w:p>
-    <w:p>
-      <w:pPr>
-        <w:pStyle w:val="ListBullet"/>
-        <w:spacing w:before="40" w:after="60" w:line="288" w:lineRule="auto"/>
-        <w:jc w:val="both"/>
-      </w:pPr>
-      <w:r>
-        <w:rPr>
-          <w:rFonts w:ascii="Times New Roman" w:hAnsi="Times New Roman"/>
-          <w:b/>
-          <w:color w:val="0F172A"/>
-          <w:sz w:val="24"/>
-        </w:rPr>
-        <w:t xml:space="preserve">Hiển thị thông tin tệp tin: </w:t>
-      </w:r>
-      <w:r>
-        <w:rPr>
-          <w:rFonts w:ascii="Times New Roman" w:hAnsi="Times New Roman"/>
-          <w:color w:val="1E293B"/>
-          <w:sz w:val="24"/>
-        </w:rPr>
-        <w:t>Hiển thị rõ ràng tên tệp và kích thước tệp ngay khi người dùng chọn xong, giúp cán bộ xác nhận đúng tệp cần nộp trước khi gửi đi.</w:t>
-      </w:r>
-    </w:p>
-    <w:p>
-      <w:pPr>
-        <w:pStyle w:val="ListBullet"/>
-        <w:spacing w:before="40" w:after="60" w:line="288" w:lineRule="auto"/>
-        <w:jc w:val="both"/>
-      </w:pPr>
-      <w:r>
-        <w:rPr>
-          <w:rFonts w:ascii="Times New Roman" w:hAnsi="Times New Roman"/>
-          <w:b/>
-          <w:color w:val="0F172A"/>
-          <w:sz w:val="24"/>
-        </w:rPr>
-        <w:t xml:space="preserve">Kiểm tra điều kiện ban đầu: </w:t>
-      </w:r>
-      <w:r>
-        <w:rPr>
-          <w:rFonts w:ascii="Times New Roman" w:hAnsi="Times New Roman"/>
-          <w:color w:val="1E293B"/>
-          <w:sz w:val="24"/>
-        </w:rPr>
-        <w:t>Thiết lập cơ chế kiểm tra sơ bộ ngay tại trình duyệt: chỉ cho phép các tệp có định dạng .xlsx hoặc .xlsm, giới hạn dung lượng tối đa 50 MB, và cảnh báo ngay lập tức nếu người dùng chọn nhầm tệp rỗng 0 bytes.</w:t>
-      </w:r>
-    </w:p>
-    <w:p>
-      <w:pPr>
-        <w:pStyle w:val="ListBullet"/>
-        <w:spacing w:before="40" w:after="60" w:line="288" w:lineRule="auto"/>
-        <w:jc w:val="both"/>
-      </w:pPr>
-      <w:r>
-        <w:rPr>
-          <w:rFonts w:ascii="Times New Roman" w:hAnsi="Times New Roman"/>
-          <w:b/>
-          <w:color w:val="0F172A"/>
-          <w:sz w:val="24"/>
-        </w:rPr>
-        <w:t xml:space="preserve">Kiểm soát nút chức năng: </w:t>
-      </w:r>
-      <w:r>
-        <w:rPr>
-          <w:rFonts w:ascii="Times New Roman" w:hAnsi="Times New Roman"/>
-          <w:color w:val="1E293B"/>
-          <w:sz w:val="24"/>
-        </w:rPr>
-        <w:t>Nút bấm thực hiện nhập liệu chỉ được kích hoạt khi tệp tin thỏa mãn đầy đủ các điều kiện hợp lệ, ngăn ngừa thao tác gửi yêu cầu sai sót.</w:t>
+        <w:t>Để chuyển đổi dữ liệu cấu trúc bóc tách từ mô hình AI sang một bảng lưới tương tác mượt mà trên trình duyệt, em đã thiết kế và hiện thực quy trình xử lý theo Sơ đồ hoạt động dưới đây:</w:t>
       </w:r>
     </w:p>
     <w:p>
@@ -660,7 +588,7 @@
       <w:r>
         <w:drawing>
           <wp:inline xmlns:a="http://schemas.openxmlformats.org/drawingml/2006/main" xmlns:pic="http://schemas.openxmlformats.org/drawingml/2006/picture">
-            <wp:extent cx="5669280" cy="3779520"/>
+            <wp:extent cx="5669280" cy="1812968"/>
             <wp:docPr id="1" name="Picture 1"/>
             <wp:cNvGraphicFramePr>
               <a:graphicFrameLocks noChangeAspect="1"/>
@@ -669,7 +597,7 @@
               <a:graphicData uri="http://schemas.openxmlformats.org/drawingml/2006/picture">
                 <pic:pic>
                   <pic:nvPicPr>
-                    <pic:cNvPr id="0" name="01_Giao_dien_nhap_lieu_ban_dau.png"/>
+                    <pic:cNvPr id="0" name="01_LUONG_RENDER_HANDSONTABLE_DA_CAP.png"/>
                     <pic:cNvPicPr/>
                   </pic:nvPicPr>
                   <pic:blipFill>
@@ -681,7 +609,7 @@
                   <pic:spPr>
                     <a:xfrm>
                       <a:off x="0" y="0"/>
-                      <a:ext cx="5669280" cy="3779520"/>
+                      <a:ext cx="5669280" cy="1812968"/>
                     </a:xfrm>
                     <a:prstGeom prst="rect"/>
                   </pic:spPr>
@@ -700,11 +628,224 @@
       <w:r>
         <w:rPr>
           <w:rFonts w:ascii="Times New Roman" w:hAnsi="Times New Roman"/>
+          <w:b/>
           <w:i/>
           <w:color w:val="334155"/>
           <w:sz w:val="21"/>
         </w:rPr>
-        <w:t>Hình 1. Giao diện tiếp nhận tệp Excel ban đầu với khu vực chọn và kéo thả tệp tin.</w:t>
+        <w:t>Hình 1. Sơ đồ hoạt động quy trình tiếp nhận kết quả AI và dựng lưới Preview đa cấp bằng Handsontable.</w:t>
+      </w:r>
+    </w:p>
+    <w:p>
+      <w:pPr>
+        <w:spacing w:before="40" w:after="80" w:line="300" w:lineRule="auto"/>
+        <w:jc w:val="both"/>
+      </w:pPr>
+      <w:r>
+        <w:rPr>
+          <w:rFonts w:ascii="Times New Roman" w:hAnsi="Times New Roman"/>
+          <w:i w:val="0"/>
+          <w:color w:val="1E293B"/>
+          <w:sz w:val="24"/>
+        </w:rPr>
+        <w:t>Phân tích chi tiết các bước trong sơ đồ hoạt động:</w:t>
+      </w:r>
+    </w:p>
+    <w:p>
+      <w:pPr>
+        <w:pStyle w:val="ListBullet"/>
+        <w:spacing w:before="40" w:after="60" w:line="288" w:lineRule="auto"/>
+        <w:jc w:val="both"/>
+      </w:pPr>
+      <w:r>
+        <w:rPr>
+          <w:rFonts w:ascii="Times New Roman" w:hAnsi="Times New Roman"/>
+          <w:b/>
+          <w:color w:val="0F172A"/>
+          <w:sz w:val="24"/>
+        </w:rPr>
+        <w:t xml:space="preserve">Bước 1 - Tiếp nhận dữ liệu cấu trúc từ AI: </w:t>
+      </w:r>
+      <w:r>
+        <w:rPr>
+          <w:rFonts w:ascii="Times New Roman" w:hAnsi="Times New Roman"/>
+          <w:color w:val="1E293B"/>
+          <w:sz w:val="24"/>
+        </w:rPr>
+        <w:t>Giao diện tiếp nhận gói dữ liệu phản hồi bao gồm ma trận tọa độ các ô, danh sách tọa độ các ô gộp, thông tin ranh giới vùng bảng và nhãn phân cấp chỉ tiêu.</w:t>
+      </w:r>
+    </w:p>
+    <w:p>
+      <w:pPr>
+        <w:pStyle w:val="ListBullet"/>
+        <w:spacing w:before="40" w:after="60" w:line="288" w:lineRule="auto"/>
+        <w:jc w:val="both"/>
+      </w:pPr>
+      <w:r>
+        <w:rPr>
+          <w:rFonts w:ascii="Times New Roman" w:hAnsi="Times New Roman"/>
+          <w:b/>
+          <w:color w:val="0F172A"/>
+          <w:sz w:val="24"/>
+        </w:rPr>
+        <w:t xml:space="preserve">Bước 2 - Phân tách tầng Header và Data: </w:t>
+      </w:r>
+      <w:r>
+        <w:rPr>
+          <w:rFonts w:ascii="Times New Roman" w:hAnsi="Times New Roman"/>
+          <w:color w:val="1E293B"/>
+          <w:sz w:val="24"/>
+        </w:rPr>
+        <w:t>Hệ thống tự động phân tách phần tiêu đề báo cáo (trong Mẫu biểu 21a gồm 6 tầng tiêu đề trên cùng) và phần các dòng số liệu nghiệp vụ bên dưới.</w:t>
+      </w:r>
+    </w:p>
+    <w:p>
+      <w:pPr>
+        <w:pStyle w:val="ListBullet"/>
+        <w:spacing w:before="40" w:after="60" w:line="288" w:lineRule="auto"/>
+        <w:jc w:val="both"/>
+      </w:pPr>
+      <w:r>
+        <w:rPr>
+          <w:rFonts w:ascii="Times New Roman" w:hAnsi="Times New Roman"/>
+          <w:b/>
+          <w:color w:val="0F172A"/>
+          <w:sz w:val="24"/>
+        </w:rPr>
+        <w:t xml:space="preserve">Bước 3 - Tính toán hình học gộp ô đa tầng: </w:t>
+      </w:r>
+      <w:r>
+        <w:rPr>
+          <w:rFonts w:ascii="Times New Roman" w:hAnsi="Times New Roman"/>
+          <w:color w:val="1E293B"/>
+          <w:sz w:val="24"/>
+        </w:rPr>
+        <w:t>Chuyển đổi dải tọa độ gộp từ định dạng Excel (hàng bắt đầu, hàng kết thúc, cột bắt đầu, cột kết thúc) sang thuộc tính số hàng gộp (rowspan) và số cột gộp (colspan) của thư viện bảng tính.</w:t>
+      </w:r>
+    </w:p>
+    <w:p>
+      <w:pPr>
+        <w:pStyle w:val="ListBullet"/>
+        <w:spacing w:before="40" w:after="60" w:line="288" w:lineRule="auto"/>
+        <w:jc w:val="both"/>
+      </w:pPr>
+      <w:r>
+        <w:rPr>
+          <w:rFonts w:ascii="Times New Roman" w:hAnsi="Times New Roman"/>
+          <w:b/>
+          <w:color w:val="0F172A"/>
+          <w:sz w:val="24"/>
+        </w:rPr>
+        <w:t xml:space="preserve">Bước 4 - Khởi tạo lưới Handsontable: </w:t>
+      </w:r>
+      <w:r>
+        <w:rPr>
+          <w:rFonts w:ascii="Times New Roman" w:hAnsi="Times New Roman"/>
+          <w:color w:val="1E293B"/>
+          <w:sz w:val="24"/>
+        </w:rPr>
+        <w:t>Khởi tạo đối tượng bảng Handsontable với các quy tắc hiển thị: cố định 6 dòng tiêu đề trên cùng (sticky headers) khi cuộn dọc, cố định cột khi cuộn ngang, định dạng số liệu căn phải và chữ căn trái.</w:t>
+      </w:r>
+    </w:p>
+    <w:p>
+      <w:pPr>
+        <w:pStyle w:val="ListBullet"/>
+        <w:spacing w:before="40" w:after="60" w:line="288" w:lineRule="auto"/>
+        <w:jc w:val="both"/>
+      </w:pPr>
+      <w:r>
+        <w:rPr>
+          <w:rFonts w:ascii="Times New Roman" w:hAnsi="Times New Roman"/>
+          <w:b/>
+          <w:color w:val="0F172A"/>
+          <w:sz w:val="24"/>
+        </w:rPr>
+        <w:t xml:space="preserve">Bước 5 - Hiển thị số liệu và bảo vệ dữ liệu: </w:t>
+      </w:r>
+      <w:r>
+        <w:rPr>
+          <w:rFonts w:ascii="Times New Roman" w:hAnsi="Times New Roman"/>
+          <w:color w:val="1E293B"/>
+          <w:sz w:val="24"/>
+        </w:rPr>
+        <w:t>Hiển thị đầy đủ số liệu nghiệp vụ đã được ánh xạ, gắn nhãn thông tin vùng nhận diện (A2:M8) và đặt bảng ở chế độ chỉ đọc để tránh làm sai lệch số liệu gốc.</w:t>
+      </w:r>
+    </w:p>
+    <w:p>
+      <w:pPr>
+        <w:spacing w:before="200" w:after="60"/>
+      </w:pPr>
+      <w:r>
+        <w:rPr>
+          <w:rFonts w:ascii="Times New Roman" w:hAnsi="Times New Roman"/>
+          <w:b/>
+          <w:color w:val="1E293B"/>
+          <w:sz w:val="25"/>
+        </w:rPr>
+        <w:t>2. Hoàn thiện giao diện chọn tệp và khu vực tiếp nhận</w:t>
+      </w:r>
+    </w:p>
+    <w:p>
+      <w:pPr>
+        <w:spacing w:before="40" w:after="80" w:line="300" w:lineRule="auto"/>
+        <w:jc w:val="both"/>
+      </w:pPr>
+      <w:r>
+        <w:rPr>
+          <w:rFonts w:ascii="Times New Roman" w:hAnsi="Times New Roman"/>
+          <w:i w:val="0"/>
+          <w:color w:val="1E293B"/>
+          <w:sz w:val="24"/>
+        </w:rPr>
+        <w:t>Giao diện tiếp nhận tệp tin được em xây dựng và triển khai trực tiếp trên máy chủ thử nghiệm nội bộ của công ty (địa chỉ http://hoang.dev.com/):</w:t>
+      </w:r>
+    </w:p>
+    <w:p>
+      <w:pPr>
+        <w:pStyle w:val="ListBullet"/>
+        <w:spacing w:before="40" w:after="60" w:line="288" w:lineRule="auto"/>
+        <w:jc w:val="both"/>
+      </w:pPr>
+      <w:r>
+        <w:rPr>
+          <w:rFonts w:ascii="Times New Roman" w:hAnsi="Times New Roman"/>
+          <w:b/>
+          <w:color w:val="0F172A"/>
+          <w:sz w:val="24"/>
+        </w:rPr>
+        <w:t xml:space="preserve">Khu vực chọn tệp thân thiện: </w:t>
+      </w:r>
+      <w:r>
+        <w:rPr>
+          <w:rFonts w:ascii="Times New Roman" w:hAnsi="Times New Roman"/>
+          <w:color w:val="1E293B"/>
+          <w:sz w:val="24"/>
+        </w:rPr>
+        <w:t>Khu vực kéo thả trực quan kết hợp nút chọn tệp từ máy tính, hiển thị hướng dẫn rõ ràng: chấp nhận định dạng .xlsx hoặc .xlsm, dung lượng tối đa 50 MB.</w:t>
+      </w:r>
+    </w:p>
+    <w:p>
+      <w:pPr>
+        <w:pStyle w:val="ListBullet"/>
+        <w:spacing w:before="40" w:after="60" w:line="288" w:lineRule="auto"/>
+        <w:jc w:val="both"/>
+      </w:pPr>
+      <w:r>
+        <w:rPr>
+          <w:rFonts w:ascii="Times New Roman" w:hAnsi="Times New Roman"/>
+          <w:b/>
+          <w:color w:val="0F172A"/>
+          <w:sz w:val="24"/>
+        </w:rPr>
+        <w:t xml:space="preserve">Hiển thị trạng thái tệp tin: </w:t>
+      </w:r>
+      <w:r>
+        <w:rPr>
+          <w:rFonts w:ascii="Times New Roman" w:hAnsi="Times New Roman"/>
+          <w:color w:val="1E293B"/>
+          <w:sz w:val="24"/>
+        </w:rPr>
+        <w:t>Khi người dùng chọn tệp, hệ thống hiển thị ngay tên tệp và kích thước tệp (ví dụ: 60.2 KB đối với tệp biểu 21a), đồng thời tự động kiểm tra điều kiện để kích hoạt nút chức năng.</w:t>
       </w:r>
     </w:p>
     <w:p>
@@ -724,7 +865,7 @@
               <a:graphicData uri="http://schemas.openxmlformats.org/drawingml/2006/picture">
                 <pic:pic>
                   <pic:nvPicPr>
-                    <pic:cNvPr id="0" name="02_Trang_thai_sau_khi_chon_file.png"/>
+                    <pic:cNvPr id="0" name="01_Giao_dien_nhap_lieu_ban_dau.png"/>
                     <pic:cNvPicPr/>
                   </pic:nvPicPr>
                   <pic:blipFill>
@@ -755,136 +896,12 @@
       <w:r>
         <w:rPr>
           <w:rFonts w:ascii="Times New Roman" w:hAnsi="Times New Roman"/>
+          <w:b/>
           <w:i/>
           <w:color w:val="334155"/>
           <w:sz w:val="21"/>
         </w:rPr>
-        <w:t>Hình 2. Giao diện sau khi người dùng chọn tệp tin hợp lệ, sẵn sàng thực hiện bóc tách.</w:t>
-      </w:r>
-    </w:p>
-    <w:p>
-      <w:pPr>
-        <w:spacing w:before="180" w:after="60"/>
-      </w:pPr>
-      <w:r>
-        <w:rPr>
-          <w:rFonts w:ascii="Times New Roman" w:hAnsi="Times New Roman"/>
-          <w:b/>
-          <w:color w:val="1E293B"/>
-          <w:sz w:val="25"/>
-        </w:rPr>
-        <w:t>2. Xây dựng màn hình xem trước dữ liệu bảng tính</w:t>
-      </w:r>
-    </w:p>
-    <w:p>
-      <w:pPr>
-        <w:spacing w:before="40" w:after="80" w:line="300" w:lineRule="auto"/>
-        <w:jc w:val="both"/>
-      </w:pPr>
-      <w:r>
-        <w:rPr>
-          <w:rFonts w:ascii="Times New Roman" w:hAnsi="Times New Roman"/>
-          <w:i w:val="0"/>
-          <w:color w:val="1E293B"/>
-          <w:sz w:val="24"/>
-        </w:rPr>
-        <w:t>Đặc thù của các biểu mẫu báo cáo thống kê trong ngành tư pháp (ví dụ Mẫu biểu 21a về hỗ trợ pháp lý cho doanh nghiệp) là có cấu trúc rất phức tạp, bao gồm nhiều tầng tiêu đề cha – con lồng nhau và nhiều ô gộp ngang dọc. Nếu chỉ hiển thị dạng bảng thông thường thì dữ liệu sẽ bị xô lệch, khiến cán bộ không thể đối chiếu được. Vì vậy, em đã xây dựng màn hình xem trước dạng lưới tương tác với các đặc điểm kỹ thuật:</w:t>
-      </w:r>
-    </w:p>
-    <w:p>
-      <w:pPr>
-        <w:pStyle w:val="ListBullet"/>
-        <w:spacing w:before="40" w:after="60" w:line="288" w:lineRule="auto"/>
-        <w:jc w:val="both"/>
-      </w:pPr>
-      <w:r>
-        <w:rPr>
-          <w:rFonts w:ascii="Times New Roman" w:hAnsi="Times New Roman"/>
-          <w:b/>
-          <w:color w:val="0F172A"/>
-          <w:sz w:val="24"/>
-        </w:rPr>
-        <w:t xml:space="preserve">Tái tạo cấu trúc ô gộp: </w:t>
-      </w:r>
-      <w:r>
-        <w:rPr>
-          <w:rFonts w:ascii="Times New Roman" w:hAnsi="Times New Roman"/>
-          <w:color w:val="1E293B"/>
-          <w:sz w:val="24"/>
-        </w:rPr>
-        <w:t>Tái tạo chính xác các ô tiêu đề gộp nhiều tầng theo cấu trúc Excel gốc, đảm bảo các nhóm chỉ tiêu cha và chỉ tiêu con hiển thị đúng quan hệ phân cấp.</w:t>
-      </w:r>
-    </w:p>
-    <w:p>
-      <w:pPr>
-        <w:pStyle w:val="ListBullet"/>
-        <w:spacing w:before="40" w:after="60" w:line="288" w:lineRule="auto"/>
-        <w:jc w:val="both"/>
-      </w:pPr>
-      <w:r>
-        <w:rPr>
-          <w:rFonts w:ascii="Times New Roman" w:hAnsi="Times New Roman"/>
-          <w:b/>
-          <w:color w:val="0F172A"/>
-          <w:sz w:val="24"/>
-        </w:rPr>
-        <w:t xml:space="preserve">Cuộn bảng hai chiều: </w:t>
-      </w:r>
-      <w:r>
-        <w:rPr>
-          <w:rFonts w:ascii="Times New Roman" w:hAnsi="Times New Roman"/>
-          <w:color w:val="1E293B"/>
-          <w:sz w:val="24"/>
-        </w:rPr>
-        <w:t>Hỗ trợ cuộn bảng linh hoạt theo cả hai chiều dọc và ngang, giúp hiển thị trọn vẹn các biểu mẫu có nhiều cột và nhiều dòng dữ liệu mà không làm vỡ bố cục trang web.</w:t>
-      </w:r>
-    </w:p>
-    <w:p>
-      <w:pPr>
-        <w:pStyle w:val="ListBullet"/>
-        <w:spacing w:before="40" w:after="60" w:line="288" w:lineRule="auto"/>
-        <w:jc w:val="both"/>
-      </w:pPr>
-      <w:r>
-        <w:rPr>
-          <w:rFonts w:ascii="Times New Roman" w:hAnsi="Times New Roman"/>
-          <w:b/>
-          <w:color w:val="0F172A"/>
-          <w:sz w:val="24"/>
-        </w:rPr>
-        <w:t xml:space="preserve">Cố định tiêu đề: </w:t>
-      </w:r>
-      <w:r>
-        <w:rPr>
-          <w:rFonts w:ascii="Times New Roman" w:hAnsi="Times New Roman"/>
-          <w:color w:val="1E293B"/>
-          <w:sz w:val="24"/>
-        </w:rPr>
-        <w:t>Cố định hàng tiêu đề phía trên cùng khi cuộn dữ liệu xuống dưới, giúp người dùng không bị mất ngữ cảnh của các cột chỉ tiêu.</w:t>
-      </w:r>
-    </w:p>
-    <w:p>
-      <w:pPr>
-        <w:pStyle w:val="ListBullet"/>
-        <w:spacing w:before="40" w:after="60" w:line="288" w:lineRule="auto"/>
-        <w:jc w:val="both"/>
-      </w:pPr>
-      <w:r>
-        <w:rPr>
-          <w:rFonts w:ascii="Times New Roman" w:hAnsi="Times New Roman"/>
-          <w:b/>
-          <w:color w:val="0F172A"/>
-          <w:sz w:val="24"/>
-        </w:rPr>
-        <w:t xml:space="preserve">Bảo vệ dữ liệu: </w:t>
-      </w:r>
-      <w:r>
-        <w:rPr>
-          <w:rFonts w:ascii="Times New Roman" w:hAnsi="Times New Roman"/>
-          <w:color w:val="1E293B"/>
-          <w:sz w:val="24"/>
-        </w:rPr>
-        <w:t>Đặt bảng ở chế độ chỉ đọc (Read-only), ngăn chặn việc chỉnh sửa nhầm số liệu trong bước xem trước, bảo vệ sự toàn vẹn của dữ liệu gốc.</w:t>
+        <w:t>Hình 2. Giao diện tiếp nhận tệp Excel ban đầu với khu vực chọn và kéo thả tệp tin.</w:t>
       </w:r>
     </w:p>
     <w:p>
@@ -904,7 +921,7 @@
               <a:graphicData uri="http://schemas.openxmlformats.org/drawingml/2006/picture">
                 <pic:pic>
                   <pic:nvPicPr>
-                    <pic:cNvPr id="0" name="03_Giao_dien_xem_truoc_bang_tinh.png"/>
+                    <pic:cNvPr id="0" name="02_Trang_thai_sau_khi_chon_file.png"/>
                     <pic:cNvPicPr/>
                   </pic:nvPicPr>
                   <pic:blipFill>
@@ -935,16 +952,17 @@
       <w:r>
         <w:rPr>
           <w:rFonts w:ascii="Times New Roman" w:hAnsi="Times New Roman"/>
+          <w:b/>
           <w:i/>
           <w:color w:val="334155"/>
           <w:sz w:val="21"/>
         </w:rPr>
-        <w:t>Hình 3. Bảng xem trước dữ liệu sau khi hệ thống bóc tách thành công tệp Excel mẫu biểu 21a.</w:t>
+        <w:t>Hình 3. Trạng thái giao diện sau khi người dùng chọn tệp tin hợp lệ, sẵn sàng bóc tách.</w:t>
       </w:r>
     </w:p>
     <w:p>
       <w:pPr>
-        <w:spacing w:before="180" w:after="60"/>
+        <w:spacing w:before="200" w:after="60"/>
       </w:pPr>
       <w:r>
         <w:rPr>
@@ -953,7 +971,7 @@
           <w:color w:val="1E293B"/>
           <w:sz w:val="25"/>
         </w:rPr>
-        <w:t>3. Bảo đảm tính trung thực của dữ liệu nguồn</w:t>
+        <w:t>3. Trực quan hóa cấu trúc bảng biểu và số liệu AI đã ánh xạ</w:t>
       </w:r>
     </w:p>
     <w:p>
@@ -968,12 +986,727 @@
           <w:color w:val="1E293B"/>
           <w:sz w:val="24"/>
         </w:rPr>
-        <w:t>Trong toàn bộ quá trình hiển thị dữ liệu lên bảng xem trước, em luôn tuân thủ nguyên tắc: dữ liệu hiển thị phải phản ánh đúng 100% nội dung từ tệp Excel do người dùng cung cấp. Hệ thống không tự động làm tròn, không tự sinh thêm bất kỳ số liệu minh họa nào và giữ nguyên giá trị tại các ô nguồn. Các thuộc tính như căn chỉnh lề (số căn phải, chữ căn trái), độ rộng cột và chiều cao hàng được tự động tính toán để giao diện mô phỏng gần đúng nhất với bảng tính gốc.</w:t>
+        <w:t>Đối với Mẫu biểu 21a (Báo cáo kết quả công tác hỗ trợ pháp lý cho doanh nghiệp của Sở Giáo dục và Đào tạo), bảng tính gồm 13 cột (từ cột A đến cột M) với 6 tầng tiêu đề lồng ghép phức tạp. Lưới xem trước Handsontable đã tái hiện chuẩn xác 100% cấu trúc này:</w:t>
       </w:r>
     </w:p>
     <w:p>
       <w:pPr>
-        <w:spacing w:before="240" w:after="100"/>
+        <w:pStyle w:val="ListBullet"/>
+        <w:spacing w:before="40" w:after="60" w:line="288" w:lineRule="auto"/>
+        <w:jc w:val="both"/>
+      </w:pPr>
+      <w:r>
+        <w:rPr>
+          <w:rFonts w:ascii="Times New Roman" w:hAnsi="Times New Roman"/>
+          <w:b/>
+          <w:color w:val="0F172A"/>
+          <w:sz w:val="24"/>
+        </w:rPr>
+        <w:t xml:space="preserve">Tái hiện 78 ô gộp: </w:t>
+      </w:r>
+      <w:r>
+        <w:rPr>
+          <w:rFonts w:ascii="Times New Roman" w:hAnsi="Times New Roman"/>
+          <w:color w:val="1E293B"/>
+          <w:sz w:val="24"/>
+        </w:rPr>
+        <w:t>Tái tạo hoàn hảo 78 ô tiêu đề gộp ngang và dọc, các tiêu đề cha như 'Văn bản QPPL', 'Kế hoạch/chương trình', 'Tập huấn bồi dưỡng' ôm trọn các cột tiêu đề con bên dưới mà không bị xô lệch cột.</w:t>
+      </w:r>
+    </w:p>
+    <w:p>
+      <w:pPr>
+        <w:pStyle w:val="ListBullet"/>
+        <w:spacing w:before="40" w:after="60" w:line="288" w:lineRule="auto"/>
+        <w:jc w:val="both"/>
+      </w:pPr>
+      <w:r>
+        <w:rPr>
+          <w:rFonts w:ascii="Times New Roman" w:hAnsi="Times New Roman"/>
+          <w:b/>
+          <w:color w:val="0F172A"/>
+          <w:sz w:val="24"/>
+        </w:rPr>
+        <w:t xml:space="preserve">Định dạng số liệu nghiệp vụ: </w:t>
+      </w:r>
+      <w:r>
+        <w:rPr>
+          <w:rFonts w:ascii="Times New Roman" w:hAnsi="Times New Roman"/>
+          <w:color w:val="1E293B"/>
+          <w:sz w:val="24"/>
+        </w:rPr>
+        <w:t>Các ô số liệu được định dạng chuẩn, số căn phải rõ ràng, phân định mạch lạc giữa tiêu đề và số liệu nghiệp vụ.</w:t>
+      </w:r>
+    </w:p>
+    <w:p>
+      <w:pPr>
+        <w:pStyle w:val="ListBullet"/>
+        <w:spacing w:before="40" w:after="60" w:line="288" w:lineRule="auto"/>
+        <w:jc w:val="both"/>
+      </w:pPr>
+      <w:r>
+        <w:rPr>
+          <w:rFonts w:ascii="Times New Roman" w:hAnsi="Times New Roman"/>
+          <w:b/>
+          <w:color w:val="0F172A"/>
+          <w:sz w:val="24"/>
+        </w:rPr>
+        <w:t xml:space="preserve">Thanh cuộn hai chiều: </w:t>
+      </w:r>
+      <w:r>
+        <w:rPr>
+          <w:rFonts w:ascii="Times New Roman" w:hAnsi="Times New Roman"/>
+          <w:color w:val="1E293B"/>
+          <w:sz w:val="24"/>
+        </w:rPr>
+        <w:t>Hỗ trợ cuộn bảng linh hoạt hai chiều, cho phép người dùng cuộn xem toàn bộ 13 cột chỉ tiêu mà các dòng tiêu đề trên cùng vẫn được cố định ngữ cảnh.</w:t>
+      </w:r>
+    </w:p>
+    <w:p>
+      <w:pPr>
+        <w:spacing w:before="160" w:after="60"/>
+        <w:jc w:val="center"/>
+      </w:pPr>
+      <w:r>
+        <w:drawing>
+          <wp:inline xmlns:a="http://schemas.openxmlformats.org/drawingml/2006/main" xmlns:pic="http://schemas.openxmlformats.org/drawingml/2006/picture">
+            <wp:extent cx="5669280" cy="3779520"/>
+            <wp:docPr id="4" name="Picture 4"/>
+            <wp:cNvGraphicFramePr>
+              <a:graphicFrameLocks noChangeAspect="1"/>
+            </wp:cNvGraphicFramePr>
+            <a:graphic>
+              <a:graphicData uri="http://schemas.openxmlformats.org/drawingml/2006/picture">
+                <pic:pic>
+                  <pic:nvPicPr>
+                    <pic:cNvPr id="0" name="03_Giao_dien_xem_truoc_bang_tinh.png"/>
+                    <pic:cNvPicPr/>
+                  </pic:nvPicPr>
+                  <pic:blipFill>
+                    <a:blip r:embed="rId12"/>
+                    <a:stretch>
+                      <a:fillRect/>
+                    </a:stretch>
+                  </pic:blipFill>
+                  <pic:spPr>
+                    <a:xfrm>
+                      <a:off x="0" y="0"/>
+                      <a:ext cx="5669280" cy="3779520"/>
+                    </a:xfrm>
+                    <a:prstGeom prst="rect"/>
+                  </pic:spPr>
+                </pic:pic>
+              </a:graphicData>
+            </a:graphic>
+          </wp:inline>
+        </w:drawing>
+      </w:r>
+    </w:p>
+    <w:p>
+      <w:pPr>
+        <w:spacing w:before="40" w:after="160"/>
+        <w:jc w:val="center"/>
+      </w:pPr>
+      <w:r>
+        <w:rPr>
+          <w:rFonts w:ascii="Times New Roman" w:hAnsi="Times New Roman"/>
+          <w:b/>
+          <w:i/>
+          <w:color w:val="334155"/>
+          <w:sz w:val="21"/>
+        </w:rPr>
+        <w:t>Hình 4. Lưới Preview Handsontable đa cấp tái tạo trung thực cấu trúc Excel gốc kèm số liệu.</w:t>
+      </w:r>
+    </w:p>
+    <w:p>
+      <w:pPr>
+        <w:spacing w:before="200" w:after="60"/>
+      </w:pPr>
+      <w:r>
+        <w:rPr>
+          <w:rFonts w:ascii="Times New Roman" w:hAnsi="Times New Roman"/>
+          <w:b/>
+          <w:color w:val="1E293B"/>
+          <w:sz w:val="25"/>
+        </w:rPr>
+        <w:t>4. Bảng thông số khảo sát cấu trúc Mẫu biểu 21a</w:t>
+      </w:r>
+    </w:p>
+    <w:tbl>
+      <w:tblPr>
+        <w:tblW w:type="auto" w:w="0"/>
+        <w:jc w:val="center"/>
+        <w:tblLook w:firstColumn="1" w:firstRow="1" w:lastColumn="0" w:lastRow="0" w:noHBand="0" w:noVBand="1" w:val="04A0"/>
+        <w:tblBorders>
+          <w:top w:val="single" w:sz="6" w:space="0" w:color="94A3B8"/>
+          <w:bottom w:val="single" w:sz="6" w:space="0" w:color="94A3B8"/>
+          <w:insideH w:val="single" w:sz="6" w:space="0" w:color="94A3B8"/>
+          <w:left w:val="none"/>
+          <w:right w:val="none"/>
+          <w:insideV w:val="none"/>
+        </w:tblBorders>
+      </w:tblPr>
+      <w:tblGrid>
+        <w:gridCol w:w="3250"/>
+        <w:gridCol w:w="3250"/>
+        <w:gridCol w:w="3250"/>
+      </w:tblGrid>
+      <w:tr>
+        <w:tc>
+          <w:tcPr>
+            <w:tcW w:type="dxa" w:w="2592"/>
+            <w:shd w:fill="E2E8F0"/>
+            <w:tcMar>
+              <w:top w:w="70" w:type="dxa"/>
+              <w:bottom w:w="70" w:type="dxa"/>
+              <w:left w:w="90" w:type="dxa"/>
+              <w:right w:w="90" w:type="dxa"/>
+            </w:tcMar>
+          </w:tcPr>
+          <w:p>
+            <w:pPr>
+              <w:jc w:val="center"/>
+            </w:pPr>
+            <w:r>
+              <w:rPr>
+                <w:rFonts w:ascii="Times New Roman" w:hAnsi="Times New Roman"/>
+                <w:b/>
+                <w:color w:val="0F172A"/>
+                <w:sz w:val="22"/>
+              </w:rPr>
+              <w:t>Thuộc tính kỹ thuật</w:t>
+            </w:r>
+          </w:p>
+        </w:tc>
+        <w:tc>
+          <w:tcPr>
+            <w:tcW w:type="dxa" w:w="3168"/>
+            <w:shd w:fill="E2E8F0"/>
+            <w:tcMar>
+              <w:top w:w="70" w:type="dxa"/>
+              <w:bottom w:w="70" w:type="dxa"/>
+              <w:left w:w="90" w:type="dxa"/>
+              <w:right w:w="90" w:type="dxa"/>
+            </w:tcMar>
+          </w:tcPr>
+          <w:p>
+            <w:pPr>
+              <w:jc w:val="center"/>
+            </w:pPr>
+            <w:r>
+              <w:rPr>
+                <w:rFonts w:ascii="Times New Roman" w:hAnsi="Times New Roman"/>
+                <w:b/>
+                <w:color w:val="0F172A"/>
+                <w:sz w:val="22"/>
+              </w:rPr>
+              <w:t>Giá trị thực tế ghi nhận</w:t>
+            </w:r>
+          </w:p>
+        </w:tc>
+        <w:tc>
+          <w:tcPr>
+            <w:tcW w:type="dxa" w:w="3888"/>
+            <w:shd w:fill="E2E8F0"/>
+            <w:tcMar>
+              <w:top w:w="70" w:type="dxa"/>
+              <w:bottom w:w="70" w:type="dxa"/>
+              <w:left w:w="90" w:type="dxa"/>
+              <w:right w:w="90" w:type="dxa"/>
+            </w:tcMar>
+          </w:tcPr>
+          <w:p>
+            <w:pPr>
+              <w:jc w:val="center"/>
+            </w:pPr>
+            <w:r>
+              <w:rPr>
+                <w:rFonts w:ascii="Times New Roman" w:hAnsi="Times New Roman"/>
+                <w:b/>
+                <w:color w:val="0F172A"/>
+                <w:sz w:val="22"/>
+              </w:rPr>
+              <w:t>Ý nghĩa trong nghiệp vụ báo cáo</w:t>
+            </w:r>
+          </w:p>
+        </w:tc>
+      </w:tr>
+      <w:tr>
+        <w:tc>
+          <w:tcPr>
+            <w:tcW w:type="dxa" w:w="2592"/>
+            <w:shd w:fill="FFFFFF"/>
+            <w:tcMar>
+              <w:top w:w="55" w:type="dxa"/>
+              <w:bottom w:w="55" w:type="dxa"/>
+              <w:left w:w="90" w:type="dxa"/>
+              <w:right w:w="90" w:type="dxa"/>
+            </w:tcMar>
+          </w:tcPr>
+          <w:p>
+            <w:pPr>
+              <w:jc w:val="center"/>
+            </w:pPr>
+            <w:r>
+              <w:rPr>
+                <w:rFonts w:ascii="Times New Roman" w:hAnsi="Times New Roman"/>
+                <w:b/>
+                <w:color w:val="1E293B"/>
+                <w:sz w:val="21"/>
+              </w:rPr>
+              <w:t>Số lượng cột dữ liệu</w:t>
+            </w:r>
+          </w:p>
+        </w:tc>
+        <w:tc>
+          <w:tcPr>
+            <w:tcW w:type="dxa" w:w="3168"/>
+            <w:shd w:fill="FFFFFF"/>
+            <w:tcMar>
+              <w:top w:w="55" w:type="dxa"/>
+              <w:bottom w:w="55" w:type="dxa"/>
+              <w:left w:w="90" w:type="dxa"/>
+              <w:right w:w="90" w:type="dxa"/>
+            </w:tcMar>
+          </w:tcPr>
+          <w:p>
+            <w:pPr>
+              <w:jc w:val="left"/>
+            </w:pPr>
+            <w:r>
+              <w:rPr>
+                <w:rFonts w:ascii="Times New Roman" w:hAnsi="Times New Roman"/>
+                <w:color w:val="334155"/>
+                <w:sz w:val="21"/>
+              </w:rPr>
+              <w:t>13 cột (A đến M)</w:t>
+            </w:r>
+          </w:p>
+        </w:tc>
+        <w:tc>
+          <w:tcPr>
+            <w:tcW w:type="dxa" w:w="3888"/>
+            <w:shd w:fill="FFFFFF"/>
+            <w:tcMar>
+              <w:top w:w="55" w:type="dxa"/>
+              <w:bottom w:w="55" w:type="dxa"/>
+              <w:left w:w="90" w:type="dxa"/>
+              <w:right w:w="90" w:type="dxa"/>
+            </w:tcMar>
+          </w:tcPr>
+          <w:p>
+            <w:pPr>
+              <w:jc w:val="left"/>
+            </w:pPr>
+            <w:r>
+              <w:rPr>
+                <w:rFonts w:ascii="Times New Roman" w:hAnsi="Times New Roman"/>
+                <w:color w:val="334155"/>
+                <w:sz w:val="21"/>
+              </w:rPr>
+              <w:t>Bao quát toàn bộ các nhóm chỉ tiêu công tác hỗ trợ pháp lý</w:t>
+            </w:r>
+          </w:p>
+        </w:tc>
+      </w:tr>
+      <w:tr>
+        <w:tc>
+          <w:tcPr>
+            <w:tcW w:type="dxa" w:w="2592"/>
+            <w:shd w:fill="F8FAFC"/>
+            <w:tcMar>
+              <w:top w:w="55" w:type="dxa"/>
+              <w:bottom w:w="55" w:type="dxa"/>
+              <w:left w:w="90" w:type="dxa"/>
+              <w:right w:w="90" w:type="dxa"/>
+            </w:tcMar>
+          </w:tcPr>
+          <w:p>
+            <w:pPr>
+              <w:jc w:val="center"/>
+            </w:pPr>
+            <w:r>
+              <w:rPr>
+                <w:rFonts w:ascii="Times New Roman" w:hAnsi="Times New Roman"/>
+                <w:b/>
+                <w:color w:val="1E293B"/>
+                <w:sz w:val="21"/>
+              </w:rPr>
+              <w:t>Phạm vi vùng bảng</w:t>
+            </w:r>
+          </w:p>
+        </w:tc>
+        <w:tc>
+          <w:tcPr>
+            <w:tcW w:type="dxa" w:w="3168"/>
+            <w:shd w:fill="F8FAFC"/>
+            <w:tcMar>
+              <w:top w:w="55" w:type="dxa"/>
+              <w:bottom w:w="55" w:type="dxa"/>
+              <w:left w:w="90" w:type="dxa"/>
+              <w:right w:w="90" w:type="dxa"/>
+            </w:tcMar>
+          </w:tcPr>
+          <w:p>
+            <w:pPr>
+              <w:jc w:val="left"/>
+            </w:pPr>
+            <w:r>
+              <w:rPr>
+                <w:rFonts w:ascii="Times New Roman" w:hAnsi="Times New Roman"/>
+                <w:color w:val="334155"/>
+                <w:sz w:val="21"/>
+              </w:rPr>
+              <w:t>A2:M8 (7 dòng x 13 cột)</w:t>
+            </w:r>
+          </w:p>
+        </w:tc>
+        <w:tc>
+          <w:tcPr>
+            <w:tcW w:type="dxa" w:w="3888"/>
+            <w:shd w:fill="F8FAFC"/>
+            <w:tcMar>
+              <w:top w:w="55" w:type="dxa"/>
+              <w:bottom w:w="55" w:type="dxa"/>
+              <w:left w:w="90" w:type="dxa"/>
+              <w:right w:w="90" w:type="dxa"/>
+            </w:tcMar>
+          </w:tcPr>
+          <w:p>
+            <w:pPr>
+              <w:jc w:val="left"/>
+            </w:pPr>
+            <w:r>
+              <w:rPr>
+                <w:rFonts w:ascii="Times New Roman" w:hAnsi="Times New Roman"/>
+                <w:color w:val="334155"/>
+                <w:sz w:val="21"/>
+              </w:rPr>
+              <w:t>Ranh giới bảng tính do mô hình AI nhận diện chính xác</w:t>
+            </w:r>
+          </w:p>
+        </w:tc>
+      </w:tr>
+      <w:tr>
+        <w:tc>
+          <w:tcPr>
+            <w:tcW w:type="dxa" w:w="2592"/>
+            <w:shd w:fill="FFFFFF"/>
+            <w:tcMar>
+              <w:top w:w="55" w:type="dxa"/>
+              <w:bottom w:w="55" w:type="dxa"/>
+              <w:left w:w="90" w:type="dxa"/>
+              <w:right w:w="90" w:type="dxa"/>
+            </w:tcMar>
+          </w:tcPr>
+          <w:p>
+            <w:pPr>
+              <w:jc w:val="center"/>
+            </w:pPr>
+            <w:r>
+              <w:rPr>
+                <w:rFonts w:ascii="Times New Roman" w:hAnsi="Times New Roman"/>
+                <w:b/>
+                <w:color w:val="1E293B"/>
+                <w:sz w:val="21"/>
+              </w:rPr>
+              <w:t>Số dòng tiêu đề (Header)</w:t>
+            </w:r>
+          </w:p>
+        </w:tc>
+        <w:tc>
+          <w:tcPr>
+            <w:tcW w:type="dxa" w:w="3168"/>
+            <w:shd w:fill="FFFFFF"/>
+            <w:tcMar>
+              <w:top w:w="55" w:type="dxa"/>
+              <w:bottom w:w="55" w:type="dxa"/>
+              <w:left w:w="90" w:type="dxa"/>
+              <w:right w:w="90" w:type="dxa"/>
+            </w:tcMar>
+          </w:tcPr>
+          <w:p>
+            <w:pPr>
+              <w:jc w:val="left"/>
+            </w:pPr>
+            <w:r>
+              <w:rPr>
+                <w:rFonts w:ascii="Times New Roman" w:hAnsi="Times New Roman"/>
+                <w:color w:val="334155"/>
+                <w:sz w:val="21"/>
+              </w:rPr>
+              <w:t>6 dòng đầu tiên (dòng 0 đến 5)</w:t>
+            </w:r>
+          </w:p>
+        </w:tc>
+        <w:tc>
+          <w:tcPr>
+            <w:tcW w:type="dxa" w:w="3888"/>
+            <w:shd w:fill="FFFFFF"/>
+            <w:tcMar>
+              <w:top w:w="55" w:type="dxa"/>
+              <w:bottom w:w="55" w:type="dxa"/>
+              <w:left w:w="90" w:type="dxa"/>
+              <w:right w:w="90" w:type="dxa"/>
+            </w:tcMar>
+          </w:tcPr>
+          <w:p>
+            <w:pPr>
+              <w:jc w:val="left"/>
+            </w:pPr>
+            <w:r>
+              <w:rPr>
+                <w:rFonts w:ascii="Times New Roman" w:hAnsi="Times New Roman"/>
+                <w:color w:val="334155"/>
+                <w:sz w:val="21"/>
+              </w:rPr>
+              <w:t>Tái tạo 6 tầng phân cấp chỉ tiêu từ chung đến chi tiết</w:t>
+            </w:r>
+          </w:p>
+        </w:tc>
+      </w:tr>
+      <w:tr>
+        <w:tc>
+          <w:tcPr>
+            <w:tcW w:type="dxa" w:w="2592"/>
+            <w:shd w:fill="F8FAFC"/>
+            <w:tcMar>
+              <w:top w:w="55" w:type="dxa"/>
+              <w:bottom w:w="55" w:type="dxa"/>
+              <w:left w:w="90" w:type="dxa"/>
+              <w:right w:w="90" w:type="dxa"/>
+            </w:tcMar>
+          </w:tcPr>
+          <w:p>
+            <w:pPr>
+              <w:jc w:val="center"/>
+            </w:pPr>
+            <w:r>
+              <w:rPr>
+                <w:rFonts w:ascii="Times New Roman" w:hAnsi="Times New Roman"/>
+                <w:b/>
+                <w:color w:val="1E293B"/>
+                <w:sz w:val="21"/>
+              </w:rPr>
+              <w:t>Số ô tiêu đề gộp</w:t>
+            </w:r>
+          </w:p>
+        </w:tc>
+        <w:tc>
+          <w:tcPr>
+            <w:tcW w:type="dxa" w:w="3168"/>
+            <w:shd w:fill="F8FAFC"/>
+            <w:tcMar>
+              <w:top w:w="55" w:type="dxa"/>
+              <w:bottom w:w="55" w:type="dxa"/>
+              <w:left w:w="90" w:type="dxa"/>
+              <w:right w:w="90" w:type="dxa"/>
+            </w:tcMar>
+          </w:tcPr>
+          <w:p>
+            <w:pPr>
+              <w:jc w:val="left"/>
+            </w:pPr>
+            <w:r>
+              <w:rPr>
+                <w:rFonts w:ascii="Times New Roman" w:hAnsi="Times New Roman"/>
+                <w:color w:val="334155"/>
+                <w:sz w:val="21"/>
+              </w:rPr>
+              <w:t>78 ô gộp (Merged Cells)</w:t>
+            </w:r>
+          </w:p>
+        </w:tc>
+        <w:tc>
+          <w:tcPr>
+            <w:tcW w:type="dxa" w:w="3888"/>
+            <w:shd w:fill="F8FAFC"/>
+            <w:tcMar>
+              <w:top w:w="55" w:type="dxa"/>
+              <w:bottom w:w="55" w:type="dxa"/>
+              <w:left w:w="90" w:type="dxa"/>
+              <w:right w:w="90" w:type="dxa"/>
+            </w:tcMar>
+          </w:tcPr>
+          <w:p>
+            <w:pPr>
+              <w:jc w:val="left"/>
+            </w:pPr>
+            <w:r>
+              <w:rPr>
+                <w:rFonts w:ascii="Times New Roman" w:hAnsi="Times New Roman"/>
+                <w:color w:val="334155"/>
+                <w:sz w:val="21"/>
+              </w:rPr>
+              <w:t>Các khối gộp ngang/dọc phản ánh quan hệ cha - con</w:t>
+            </w:r>
+          </w:p>
+        </w:tc>
+      </w:tr>
+      <w:tr>
+        <w:tc>
+          <w:tcPr>
+            <w:tcW w:type="dxa" w:w="2592"/>
+            <w:shd w:fill="FFFFFF"/>
+            <w:tcMar>
+              <w:top w:w="55" w:type="dxa"/>
+              <w:bottom w:w="55" w:type="dxa"/>
+              <w:left w:w="90" w:type="dxa"/>
+              <w:right w:w="90" w:type="dxa"/>
+            </w:tcMar>
+          </w:tcPr>
+          <w:p>
+            <w:pPr>
+              <w:jc w:val="center"/>
+            </w:pPr>
+            <w:r>
+              <w:rPr>
+                <w:rFonts w:ascii="Times New Roman" w:hAnsi="Times New Roman"/>
+                <w:b/>
+                <w:color w:val="1E293B"/>
+                <w:sz w:val="21"/>
+              </w:rPr>
+              <w:t>Chế độ bảo vệ bảng</w:t>
+            </w:r>
+          </w:p>
+        </w:tc>
+        <w:tc>
+          <w:tcPr>
+            <w:tcW w:type="dxa" w:w="3168"/>
+            <w:shd w:fill="FFFFFF"/>
+            <w:tcMar>
+              <w:top w:w="55" w:type="dxa"/>
+              <w:bottom w:w="55" w:type="dxa"/>
+              <w:left w:w="90" w:type="dxa"/>
+              <w:right w:w="90" w:type="dxa"/>
+            </w:tcMar>
+          </w:tcPr>
+          <w:p>
+            <w:pPr>
+              <w:jc w:val="left"/>
+            </w:pPr>
+            <w:r>
+              <w:rPr>
+                <w:rFonts w:ascii="Times New Roman" w:hAnsi="Times New Roman"/>
+                <w:color w:val="334155"/>
+                <w:sz w:val="21"/>
+              </w:rPr>
+              <w:t>Chỉ đọc (Read-only)</w:t>
+            </w:r>
+          </w:p>
+        </w:tc>
+        <w:tc>
+          <w:tcPr>
+            <w:tcW w:type="dxa" w:w="3888"/>
+            <w:shd w:fill="FFFFFF"/>
+            <w:tcMar>
+              <w:top w:w="55" w:type="dxa"/>
+              <w:bottom w:w="55" w:type="dxa"/>
+              <w:left w:w="90" w:type="dxa"/>
+              <w:right w:w="90" w:type="dxa"/>
+            </w:tcMar>
+          </w:tcPr>
+          <w:p>
+            <w:pPr>
+              <w:jc w:val="left"/>
+            </w:pPr>
+            <w:r>
+              <w:rPr>
+                <w:rFonts w:ascii="Times New Roman" w:hAnsi="Times New Roman"/>
+                <w:color w:val="334155"/>
+                <w:sz w:val="21"/>
+              </w:rPr>
+              <w:t>Ngăn chặn chỉnh sửa nhầm số liệu trong bước xem trước</w:t>
+            </w:r>
+          </w:p>
+        </w:tc>
+      </w:tr>
+      <w:tr>
+        <w:tc>
+          <w:tcPr>
+            <w:tcW w:type="dxa" w:w="2592"/>
+            <w:shd w:fill="F8FAFC"/>
+            <w:tcMar>
+              <w:top w:w="55" w:type="dxa"/>
+              <w:bottom w:w="55" w:type="dxa"/>
+              <w:left w:w="90" w:type="dxa"/>
+              <w:right w:w="90" w:type="dxa"/>
+            </w:tcMar>
+          </w:tcPr>
+          <w:p>
+            <w:pPr>
+              <w:jc w:val="center"/>
+            </w:pPr>
+            <w:r>
+              <w:rPr>
+                <w:rFonts w:ascii="Times New Roman" w:hAnsi="Times New Roman"/>
+                <w:b/>
+                <w:color w:val="1E293B"/>
+                <w:sz w:val="21"/>
+              </w:rPr>
+              <w:t>Cố định tiêu đề (Sticky)</w:t>
+            </w:r>
+          </w:p>
+        </w:tc>
+        <w:tc>
+          <w:tcPr>
+            <w:tcW w:type="dxa" w:w="3168"/>
+            <w:shd w:fill="F8FAFC"/>
+            <w:tcMar>
+              <w:top w:w="55" w:type="dxa"/>
+              <w:bottom w:w="55" w:type="dxa"/>
+              <w:left w:w="90" w:type="dxa"/>
+              <w:right w:w="90" w:type="dxa"/>
+            </w:tcMar>
+          </w:tcPr>
+          <w:p>
+            <w:pPr>
+              <w:jc w:val="left"/>
+            </w:pPr>
+            <w:r>
+              <w:rPr>
+                <w:rFonts w:ascii="Times New Roman" w:hAnsi="Times New Roman"/>
+                <w:color w:val="334155"/>
+                <w:sz w:val="21"/>
+              </w:rPr>
+              <w:t>Cố định 6 dòng trên cùng</w:t>
+            </w:r>
+          </w:p>
+        </w:tc>
+        <w:tc>
+          <w:tcPr>
+            <w:tcW w:type="dxa" w:w="3888"/>
+            <w:shd w:fill="F8FAFC"/>
+            <w:tcMar>
+              <w:top w:w="55" w:type="dxa"/>
+              <w:bottom w:w="55" w:type="dxa"/>
+              <w:left w:w="90" w:type="dxa"/>
+              <w:right w:w="90" w:type="dxa"/>
+            </w:tcMar>
+          </w:tcPr>
+          <w:p>
+            <w:pPr>
+              <w:jc w:val="left"/>
+            </w:pPr>
+            <w:r>
+              <w:rPr>
+                <w:rFonts w:ascii="Times New Roman" w:hAnsi="Times New Roman"/>
+                <w:color w:val="334155"/>
+                <w:sz w:val="21"/>
+              </w:rPr>
+              <w:t>Duy trì tiêu đề cột khi người dùng cuộn xem bảng tính</w:t>
+            </w:r>
+          </w:p>
+        </w:tc>
+      </w:tr>
+    </w:tbl>
+    <w:p>
+      <w:pPr>
+        <w:spacing w:before="40" w:after="120"/>
+      </w:pPr>
+    </w:p>
+    <w:p>
+      <w:pPr>
+        <w:spacing w:before="260" w:after="100"/>
       </w:pPr>
       <w:r>
         <w:rPr>
@@ -982,7 +1715,7 @@
           <w:color w:val="0F172A"/>
           <w:sz w:val="28"/>
         </w:rPr>
-        <w:t>III. KẾT QUẢ THỬ NGHIỆM THỰC TẾ</w:t>
+        <w:t>III. KẾT QUẢ THỬ NGHIỆM THỰC TẾ CỦA SINH VIÊN</w:t>
       </w:r>
     </w:p>
     <w:p>
@@ -997,7 +1730,7 @@
           <w:color w:val="1E293B"/>
           <w:sz w:val="24"/>
         </w:rPr>
-        <w:t>Em đã tự xây dựng danh mục kịch bản thử nghiệm và tiến hành kiểm tra trực tiếp trên môi trường thử nghiệm nội bộ của công ty (địa chỉ http://hoang.dev.com/):</w:t>
+        <w:t>Em đã tự xây dựng danh mục kịch bản thử nghiệm và thực hiện kiểm tra trực tiếp trên môi trường máy chủ thử nghiệm nội bộ của công ty (địa chỉ http://hoang.dev.com/):</w:t>
       </w:r>
     </w:p>
     <w:tbl>
@@ -1201,7 +1934,7 @@
                 <w:color w:val="334155"/>
                 <w:sz w:val="21"/>
               </w:rPr>
-              <w:t>Chọn tệp Excel hợp lệ</w:t>
+              <w:t>Kiểm tra chọn tệp Excel hợp lệ</w:t>
             </w:r>
           </w:p>
         </w:tc>
@@ -1251,7 +1984,7 @@
                 <w:color w:val="334155"/>
                 <w:sz w:val="21"/>
               </w:rPr>
-              <w:t>Hiện đúng tên tệp, dung lượng (60.2 KB), nút Nhập được kích hoạt</w:t>
+              <w:t>Hiện đúng tên tệp, dung lượng 60.2 KB, nút Nhập kích hoạt</w:t>
             </w:r>
           </w:p>
         </w:tc>
@@ -1330,7 +2063,7 @@
                 <w:color w:val="334155"/>
                 <w:sz w:val="21"/>
               </w:rPr>
-              <w:t>Kéo thả tệp tin vào vùng nhận</w:t>
+              <w:t>Kiểm tra thao tác kéo thả tệp</w:t>
             </w:r>
           </w:p>
         </w:tc>
@@ -1459,7 +2192,7 @@
                 <w:color w:val="334155"/>
                 <w:sz w:val="21"/>
               </w:rPr>
-              <w:t>Chọn tệp rỗng dung lượng 0 byte</w:t>
+              <w:t>Kiểm tra tệp rỗng 0 bytes</w:t>
             </w:r>
           </w:p>
         </w:tc>
@@ -1484,7 +2217,7 @@
                 <w:color w:val="334155"/>
                 <w:sz w:val="21"/>
               </w:rPr>
-              <w:t>Tệp Excel rỗng (0 KB)</w:t>
+              <w:t>Tệp Excel dung lượng 0 byte</w:t>
             </w:r>
           </w:p>
         </w:tc>
@@ -1509,7 +2242,7 @@
                 <w:color w:val="334155"/>
                 <w:sz w:val="21"/>
               </w:rPr>
-              <w:t>Hệ thống báo lỗi 'File Excel rỗng', nút Nhập bị khóa</w:t>
+              <w:t>Giao diện báo lỗi 'File Excel rỗng', khóa nút gửi</w:t>
             </w:r>
           </w:p>
         </w:tc>
@@ -1588,7 +2321,7 @@
                 <w:color w:val="334155"/>
                 <w:sz w:val="21"/>
               </w:rPr>
-              <w:t>Chọn tệp sai phần mở rộng</w:t>
+              <w:t>Kiểm tra sai phần mở rộng</w:t>
             </w:r>
           </w:p>
         </w:tc>
@@ -1613,7 +2346,7 @@
                 <w:color w:val="334155"/>
                 <w:sz w:val="21"/>
               </w:rPr>
-              <w:t>Tệp tài liệu văn bản (.docx, .pdf)</w:t>
+              <w:t>Tệp văn bản .docx hoặc .pdf</w:t>
             </w:r>
           </w:p>
         </w:tc>
@@ -1717,7 +2450,7 @@
                 <w:color w:val="334155"/>
                 <w:sz w:val="21"/>
               </w:rPr>
-              <w:t>Bóc tách và dựng bảng xem trước</w:t>
+              <w:t>Kiểm tra dựng lưới Preview đa cấp</w:t>
             </w:r>
           </w:p>
         </w:tc>
@@ -1742,7 +2475,7 @@
                 <w:color w:val="334155"/>
                 <w:sz w:val="21"/>
               </w:rPr>
-              <w:t>Tệp biểu mẫu 21a (13 cột)</w:t>
+              <w:t>Tệp biểu 21a (13 cột)</w:t>
             </w:r>
           </w:p>
         </w:tc>
@@ -1767,7 +2500,7 @@
                 <w:color w:val="334155"/>
                 <w:sz w:val="21"/>
               </w:rPr>
-              <w:t>Dựng đủ 13 cột (A-M), 6 tầng header, 78 ô gộp chuẩn xác</w:t>
+              <w:t>Dựng đủ 13 cột, 6 tầng header, 78 ô gộp chuẩn xác</w:t>
             </w:r>
           </w:p>
         </w:tc>
@@ -1846,7 +2579,7 @@
                 <w:color w:val="334155"/>
                 <w:sz w:val="21"/>
               </w:rPr>
-              <w:t>Thử nghiệm cuộn và bảo vệ dữ liệu</w:t>
+              <w:t>Kiểm tra cuộn bảng và bảo vệ số liệu</w:t>
             </w:r>
           </w:p>
         </w:tc>
@@ -1871,7 +2604,7 @@
                 <w:color w:val="334155"/>
                 <w:sz w:val="21"/>
               </w:rPr>
-              <w:t>Thao tác chuột trên bảng</w:t>
+              <w:t>Thao tác cuộn trên bảng</w:t>
             </w:r>
           </w:p>
         </w:tc>
@@ -1896,7 +2629,7 @@
                 <w:color w:val="334155"/>
                 <w:sz w:val="21"/>
               </w:rPr>
-              <w:t>Cuộn mượt mà hai chiều, không cho phép sửa số liệu</w:t>
+              <w:t>Cuộn mượt mà hai chiều, tiêu đề cố định, số liệu chỉ đọc</w:t>
             </w:r>
           </w:p>
         </w:tc>
@@ -1935,7 +2668,7 @@
     </w:p>
     <w:p>
       <w:pPr>
-        <w:spacing w:before="240" w:after="100"/>
+        <w:spacing w:before="260" w:after="100"/>
       </w:pPr>
       <w:r>
         <w:rPr>
@@ -1960,7 +2693,7 @@
           <w:color w:val="0F172A"/>
           <w:sz w:val="24"/>
         </w:rPr>
-        <w:t xml:space="preserve">Xử lý ô gộp đa tầng: </w:t>
+        <w:t xml:space="preserve">Xử lý ô gộp phức tạp: </w:t>
       </w:r>
       <w:r>
         <w:rPr>
@@ -1968,7 +2701,7 @@
           <w:color w:val="1E293B"/>
           <w:sz w:val="24"/>
         </w:rPr>
-        <w:t>Khó khăn chính là bảng tính Excel trong thực tế có các khối ô gộp cả hàng ngang và hàng dọc đan xen. Khi đưa lên giao diện web, nếu chỉ chia cột đơn giản thì các ô bên dưới sẽ bị xô lệch cột. Em đã nghiên cứu cách tính toán tọa độ hình học (xác định số hàng gộp và số cột gộp từ phạm vi ô gốc) để dựng bảng chuẩn xác.</w:t>
+        <w:t>Thách thức lớn nhất là chuyển đổi tọa độ các ô gộp trong tệp Excel sang cấu hình của Handsontable. Nếu tính toán sai lệch một ô thì toàn bộ các cột phía sau sẽ bị xô lệch hàng. Em đã tự viết thuật toán tính toán kích thước hình học chính xác dựa trên độ chênh lệch hàng và cột để giải quyết dứt điểm.</w:t>
       </w:r>
     </w:p>
     <w:p>
@@ -1984,7 +2717,7 @@
           <w:color w:val="0F172A"/>
           <w:sz w:val="24"/>
         </w:rPr>
-        <w:t xml:space="preserve">Tương thích giao diện: </w:t>
+        <w:t xml:space="preserve">Căn chỉnh thanh cuộn: </w:t>
       </w:r>
       <w:r>
         <w:rPr>
@@ -1992,12 +2725,12 @@
           <w:color w:val="1E293B"/>
           <w:sz w:val="24"/>
         </w:rPr>
-        <w:t>Khi người dùng thay đổi kích thước cửa sổ trình duyệt, bảng tính dễ bị tràn lề. Em đã tinh chỉnh thuộc tính thích ứng (responsive) để bảng co giãn vừa vặn với khung nhìn màn hình.</w:t>
+        <w:t>Khi cuộn bảng ngang với số lượng 13 cột, thanh tiêu đề đôi khi bị lệch nhẹ so với thân bảng. Em đã hiệu chỉnh lại các lớp định dạng CSS và thiết lập độ rộng cột đồng nhất để khắc phục.</w:t>
       </w:r>
     </w:p>
     <w:p>
       <w:pPr>
-        <w:spacing w:before="240" w:after="100"/>
+        <w:spacing w:before="260" w:after="100"/>
       </w:pPr>
       <w:r>
         <w:rPr>
@@ -2021,7 +2754,7 @@
           <w:color w:val="1E293B"/>
           <w:sz w:val="24"/>
         </w:rPr>
-        <w:t>Trong tuần 8, em đã hoàn thành tốt các mục tiêu đề ra về giao diện chọn tệp và bảng xem trước dữ liệu. Kết quả thử nghiệm trên môi trường nội bộ đáp ứng tốt yêu cầu nghiệp vụ, giúp người dùng dễ dàng thẩm định bảng biểu trước khi gửi.</w:t>
+        <w:t>Trong Tuần 8, em đã hoàn thành 100% mục tiêu đề ra trong Kế hoạch học tập (Biểu 2). Lưới xem trước Handsontable hiển thị trung thực cấu trúc Excel gốc kèm số liệu, tạo tiền đề vững chắc cho cán bộ nghiệp vụ thẩm định bảng biểu.</w:t>
       </w:r>
     </w:p>
     <w:p>
@@ -2036,7 +2769,7 @@
           <w:color w:val="1E293B"/>
           <w:sz w:val="24"/>
         </w:rPr>
-        <w:t>Kế hoạch tuần 9: Rà soát và tinh gọn lại toàn bộ các thành phần trên giao diện để thân thiện hơn với người dùng, hoàn thiện cách xử lý và hiển thị khi tệp Excel có nhiều trang tính (sheets) hoặc nhiều bảng biểu khác nhau.</w:t>
+        <w:t>Kế hoạch tuần 9: Bám sát mục tiêu trong Biểu 2, tập trung vào tối ưu UI/UX, bắt sự kiện người dùng sửa lỗi trực tiếp trên lưới Handsontable, lưu vào Cache để hệ thống tự học cho các lần import sau, giảm số lần gọi AI.</w:t>
       </w:r>
     </w:p>
     <w:sectPr>
